--- a/resume-ats/2026-08-26/travis-hoki-resume-2026-08-26.docx
+++ b/resume-ats/2026-08-26/travis-hoki-resume-2026-08-26.docx
@@ -55,7 +55,7 @@
         </w:rPr>
         <w:t xml:space="preserve">  |  </w:t>
       </w:r>
-      <w:hyperlink w:history="1" r:id="rIdjq5vetbnutwiwv6hm_1w3">
+      <w:hyperlink w:history="1" r:id="rIdrvy36i_fxzvrdmbpetxaw">
         <w:r>
           <w:rPr>
             <w:rFonts w:ascii="Arial" w:cs="Arial" w:eastAsia="Arial" w:hAnsi="Arial"/>
@@ -74,7 +74,7 @@
         </w:rPr>
         <w:t xml:space="preserve">  |  </w:t>
       </w:r>
-      <w:hyperlink w:history="1" r:id="rIdskrmm_ifg0txgh904wn59">
+      <w:hyperlink w:history="1" r:id="rIdg7oqmv15slt9auwosluzw">
         <w:r>
           <w:rPr>
             <w:rFonts w:ascii="Arial" w:cs="Arial" w:eastAsia="Arial" w:hAnsi="Arial"/>
@@ -91,7 +91,7 @@
         <w:spacing w:after="160" w:line="264" w:lineRule="auto"/>
         <w:jc w:val="center"/>
       </w:pPr>
-      <w:hyperlink w:history="1" r:id="rIdv3qwt1cdym4ggcmv59o9d">
+      <w:hyperlink w:history="1" r:id="rIdwughijwibnxxd_dua4jnh">
         <w:r>
           <w:rPr>
             <w:rFonts w:ascii="Arial" w:cs="Arial" w:eastAsia="Arial" w:hAnsi="Arial"/>
@@ -110,7 +110,7 @@
         </w:rPr>
         <w:t xml:space="preserve">  |  </w:t>
       </w:r>
-      <w:hyperlink w:history="1" r:id="rIdktbybe2deuryxwxollc3r">
+      <w:hyperlink w:history="1" r:id="rIdnhh6calgmprahzqhbnwza">
         <w:r>
           <w:rPr>
             <w:rFonts w:ascii="Arial" w:cs="Arial" w:eastAsia="Arial" w:hAnsi="Arial"/>
@@ -129,7 +129,7 @@
         </w:rPr>
         <w:t xml:space="preserve">  |  </w:t>
       </w:r>
-      <w:hyperlink w:history="1" r:id="rIdtxdcymuphmm1h39cjvv-i">
+      <w:hyperlink w:history="1" r:id="rIdaqkxvgpyohqt6x86ytgp8">
         <w:r>
           <w:rPr>
             <w:rFonts w:ascii="Arial" w:cs="Arial" w:eastAsia="Arial" w:hAnsi="Arial"/>
@@ -189,7 +189,7 @@
           <w:sz w:val="22"/>
           <w:szCs w:val="22"/>
         </w:rPr>
-        <w:t xml:space="preserve">TOOLS &amp; STACKS</w:t>
+        <w:t xml:space="preserve">SKILLS &amp; TOOLS</w:t>
       </w:r>
     </w:p>
     <w:p>
@@ -1268,7 +1268,7 @@
       <w:pPr>
         <w:spacing w:after="20" w:before="120" w:line="264" w:lineRule="auto"/>
       </w:pPr>
-      <w:hyperlink w:history="1" r:id="rIdvds1zjulyoqb2doepi1f_">
+      <w:hyperlink w:history="1" r:id="rIdvwy4b4vgs2xzgm05y91nu">
         <w:r>
           <w:rPr>
             <w:rFonts w:ascii="Arial" w:cs="Arial" w:eastAsia="Arial" w:hAnsi="Arial"/>
@@ -1301,7 +1301,7 @@
         </w:rPr>
         <w:t xml:space="preserve">  |  </w:t>
       </w:r>
-      <w:hyperlink w:history="1" r:id="rIduledahz48_ejwzcpoahhf">
+      <w:hyperlink w:history="1" r:id="rIdewhhgkjtfwmrhc9pr3icx">
         <w:r>
           <w:rPr>
             <w:rFonts w:ascii="Arial" w:cs="Arial" w:eastAsia="Arial" w:hAnsi="Arial"/>
@@ -1330,7 +1330,7 @@
       <w:pPr>
         <w:spacing w:after="20" w:before="120" w:line="264" w:lineRule="auto"/>
       </w:pPr>
-      <w:hyperlink w:history="1" r:id="rIdrtdvdzfx2ewurqdzhsnz2">
+      <w:hyperlink w:history="1" r:id="rIdixi3rg0fglttnv6h-q2ba">
         <w:r>
           <w:rPr>
             <w:rFonts w:ascii="Arial" w:cs="Arial" w:eastAsia="Arial" w:hAnsi="Arial"/>
@@ -1363,7 +1363,7 @@
         </w:rPr>
         <w:t xml:space="preserve">  |  </w:t>
       </w:r>
-      <w:hyperlink w:history="1" r:id="rIdrag8whbcx95tw_euws1ya">
+      <w:hyperlink w:history="1" r:id="rIdrhkjhefgzq0ucxgn_z9yo">
         <w:r>
           <w:rPr>
             <w:rFonts w:ascii="Arial" w:cs="Arial" w:eastAsia="Arial" w:hAnsi="Arial"/>
@@ -1392,7 +1392,7 @@
       <w:pPr>
         <w:spacing w:after="20" w:before="120" w:line="264" w:lineRule="auto"/>
       </w:pPr>
-      <w:hyperlink w:history="1" r:id="rIdpfzbveml-opkbsngggjdt">
+      <w:hyperlink w:history="1" r:id="rIdqwjh5zuf7yaaa7p9elrem">
         <w:r>
           <w:rPr>
             <w:rFonts w:ascii="Arial" w:cs="Arial" w:eastAsia="Arial" w:hAnsi="Arial"/>
@@ -1425,7 +1425,7 @@
         </w:rPr>
         <w:t xml:space="preserve">  |  </w:t>
       </w:r>
-      <w:hyperlink w:history="1" r:id="rIdohwpzduflvg2iatflqu3b">
+      <w:hyperlink w:history="1" r:id="rIdrneroekoa9ouc1yld07fy">
         <w:r>
           <w:rPr>
             <w:rFonts w:ascii="Arial" w:cs="Arial" w:eastAsia="Arial" w:hAnsi="Arial"/>
@@ -1449,7 +1449,7 @@
         </w:rPr>
         <w:t xml:space="preserve">Designed, illustrated, and built a mobile game in React Native, shipping one codebase to iOS and Android as real native UI. Published on the </w:t>
       </w:r>
-      <w:hyperlink w:history="1" r:id="rIdis578eoozgvxwgp0khcov">
+      <w:hyperlink w:history="1" r:id="rIdbw7hmjrakj2huk8r2-rxk">
         <w:r>
           <w:rPr>
             <w:rFonts w:ascii="Arial" w:cs="Arial" w:eastAsia="Arial" w:hAnsi="Arial"/>
@@ -1589,7 +1589,7 @@
       <w:pPr>
         <w:spacing w:after="20" w:before="120" w:line="264" w:lineRule="auto"/>
       </w:pPr>
-      <w:hyperlink w:history="1" r:id="rIdavhoew86zh8ixxddlgnmf">
+      <w:hyperlink w:history="1" r:id="rIdjlksvqcjrlpl5mlfz7ckc">
         <w:r>
           <w:rPr>
             <w:rFonts w:ascii="Arial" w:cs="Arial" w:eastAsia="Arial" w:hAnsi="Arial"/>
@@ -1622,7 +1622,7 @@
         </w:rPr>
         <w:t xml:space="preserve">  |  </w:t>
       </w:r>
-      <w:hyperlink w:history="1" r:id="rIdts8fnyuto_delynor99rj">
+      <w:hyperlink w:history="1" r:id="rIdj8jam-lo78zeclyzdjtem">
         <w:r>
           <w:rPr>
             <w:rFonts w:ascii="Arial" w:cs="Arial" w:eastAsia="Arial" w:hAnsi="Arial"/>

--- a/resume-ats/2026-08-26/travis-hoki-resume-2026-08-26.docx
+++ b/resume-ats/2026-08-26/travis-hoki-resume-2026-08-26.docx
@@ -55,7 +55,7 @@
         </w:rPr>
         <w:t xml:space="preserve">  |  </w:t>
       </w:r>
-      <w:hyperlink w:history="1" r:id="rIdrvy36i_fxzvrdmbpetxaw">
+      <w:hyperlink w:history="1" r:id="rIdzramuztf99bkajjnizd_1">
         <w:r>
           <w:rPr>
             <w:rFonts w:ascii="Arial" w:cs="Arial" w:eastAsia="Arial" w:hAnsi="Arial"/>
@@ -74,7 +74,7 @@
         </w:rPr>
         <w:t xml:space="preserve">  |  </w:t>
       </w:r>
-      <w:hyperlink w:history="1" r:id="rIdg7oqmv15slt9auwosluzw">
+      <w:hyperlink w:history="1" r:id="rIdtnmgcbhipjjwdun1yrszw">
         <w:r>
           <w:rPr>
             <w:rFonts w:ascii="Arial" w:cs="Arial" w:eastAsia="Arial" w:hAnsi="Arial"/>
@@ -91,7 +91,7 @@
         <w:spacing w:after="160" w:line="264" w:lineRule="auto"/>
         <w:jc w:val="center"/>
       </w:pPr>
-      <w:hyperlink w:history="1" r:id="rIdwughijwibnxxd_dua4jnh">
+      <w:hyperlink w:history="1" r:id="rIdmvgyjka12kndqg5vsvrgn">
         <w:r>
           <w:rPr>
             <w:rFonts w:ascii="Arial" w:cs="Arial" w:eastAsia="Arial" w:hAnsi="Arial"/>
@@ -110,7 +110,7 @@
         </w:rPr>
         <w:t xml:space="preserve">  |  </w:t>
       </w:r>
-      <w:hyperlink w:history="1" r:id="rIdnhh6calgmprahzqhbnwza">
+      <w:hyperlink w:history="1" r:id="rIdc4_ic9lkwksbkiowzhmq3">
         <w:r>
           <w:rPr>
             <w:rFonts w:ascii="Arial" w:cs="Arial" w:eastAsia="Arial" w:hAnsi="Arial"/>
@@ -129,7 +129,7 @@
         </w:rPr>
         <w:t xml:space="preserve">  |  </w:t>
       </w:r>
-      <w:hyperlink w:history="1" r:id="rIdaqkxvgpyohqt6x86ytgp8">
+      <w:hyperlink w:history="1" r:id="rIdpqklflw2riktsvdubgfax">
         <w:r>
           <w:rPr>
             <w:rFonts w:ascii="Arial" w:cs="Arial" w:eastAsia="Arial" w:hAnsi="Arial"/>
@@ -1268,7 +1268,7 @@
       <w:pPr>
         <w:spacing w:after="20" w:before="120" w:line="264" w:lineRule="auto"/>
       </w:pPr>
-      <w:hyperlink w:history="1" r:id="rIdvwy4b4vgs2xzgm05y91nu">
+      <w:hyperlink w:history="1" r:id="rIdfllcazfe3k0us3hiun99q">
         <w:r>
           <w:rPr>
             <w:rFonts w:ascii="Arial" w:cs="Arial" w:eastAsia="Arial" w:hAnsi="Arial"/>
@@ -1301,7 +1301,7 @@
         </w:rPr>
         <w:t xml:space="preserve">  |  </w:t>
       </w:r>
-      <w:hyperlink w:history="1" r:id="rIdewhhgkjtfwmrhc9pr3icx">
+      <w:hyperlink w:history="1" r:id="rIdefeozkt9u7tc3daq60l-n">
         <w:r>
           <w:rPr>
             <w:rFonts w:ascii="Arial" w:cs="Arial" w:eastAsia="Arial" w:hAnsi="Arial"/>
@@ -1330,7 +1330,7 @@
       <w:pPr>
         <w:spacing w:after="20" w:before="120" w:line="264" w:lineRule="auto"/>
       </w:pPr>
-      <w:hyperlink w:history="1" r:id="rIdixi3rg0fglttnv6h-q2ba">
+      <w:hyperlink w:history="1" r:id="rIdmdnucsxktz21w4xmepbnx">
         <w:r>
           <w:rPr>
             <w:rFonts w:ascii="Arial" w:cs="Arial" w:eastAsia="Arial" w:hAnsi="Arial"/>
@@ -1363,7 +1363,7 @@
         </w:rPr>
         <w:t xml:space="preserve">  |  </w:t>
       </w:r>
-      <w:hyperlink w:history="1" r:id="rIdrhkjhefgzq0ucxgn_z9yo">
+      <w:hyperlink w:history="1" r:id="rIdilz2fermn859taijwyqsd">
         <w:r>
           <w:rPr>
             <w:rFonts w:ascii="Arial" w:cs="Arial" w:eastAsia="Arial" w:hAnsi="Arial"/>
@@ -1392,7 +1392,7 @@
       <w:pPr>
         <w:spacing w:after="20" w:before="120" w:line="264" w:lineRule="auto"/>
       </w:pPr>
-      <w:hyperlink w:history="1" r:id="rIdqwjh5zuf7yaaa7p9elrem">
+      <w:hyperlink w:history="1" r:id="rId37qmizmf1wcea05suddcw">
         <w:r>
           <w:rPr>
             <w:rFonts w:ascii="Arial" w:cs="Arial" w:eastAsia="Arial" w:hAnsi="Arial"/>
@@ -1425,7 +1425,7 @@
         </w:rPr>
         <w:t xml:space="preserve">  |  </w:t>
       </w:r>
-      <w:hyperlink w:history="1" r:id="rIdrneroekoa9ouc1yld07fy">
+      <w:hyperlink w:history="1" r:id="rIdckxitkvxt7rgs01pnfrot">
         <w:r>
           <w:rPr>
             <w:rFonts w:ascii="Arial" w:cs="Arial" w:eastAsia="Arial" w:hAnsi="Arial"/>
@@ -1449,7 +1449,7 @@
         </w:rPr>
         <w:t xml:space="preserve">Designed, illustrated, and built a mobile game in React Native, shipping one codebase to iOS and Android as real native UI. Published on the </w:t>
       </w:r>
-      <w:hyperlink w:history="1" r:id="rIdbw7hmjrakj2huk8r2-rxk">
+      <w:hyperlink w:history="1" r:id="rIduzst7k3eagfk_-xoyio5l">
         <w:r>
           <w:rPr>
             <w:rFonts w:ascii="Arial" w:cs="Arial" w:eastAsia="Arial" w:hAnsi="Arial"/>
@@ -1589,7 +1589,7 @@
       <w:pPr>
         <w:spacing w:after="20" w:before="120" w:line="264" w:lineRule="auto"/>
       </w:pPr>
-      <w:hyperlink w:history="1" r:id="rIdjlksvqcjrlpl5mlfz7ckc">
+      <w:hyperlink w:history="1" r:id="rIdmwsv6rn2jgvl40iqnrr4h">
         <w:r>
           <w:rPr>
             <w:rFonts w:ascii="Arial" w:cs="Arial" w:eastAsia="Arial" w:hAnsi="Arial"/>
@@ -1622,7 +1622,7 @@
         </w:rPr>
         <w:t xml:space="preserve">  |  </w:t>
       </w:r>
-      <w:hyperlink w:history="1" r:id="rIdj8jam-lo78zeclyzdjtem">
+      <w:hyperlink w:history="1" r:id="rId59b7hsy9iavxcjl8zj75n">
         <w:r>
           <w:rPr>
             <w:rFonts w:ascii="Arial" w:cs="Arial" w:eastAsia="Arial" w:hAnsi="Arial"/>

--- a/resume-ats/2026-08-26/travis-hoki-resume-2026-08-26.docx
+++ b/resume-ats/2026-08-26/travis-hoki-resume-2026-08-26.docx
@@ -4,7 +4,8 @@
   <w:body>
     <w:p>
       <w:pPr>
-        <w:spacing w:after="20" w:line="264" w:lineRule="auto"/>
+        <w:pStyle w:val="Normal"/>
+        <w:spacing w:after="20" w:line="240" w:lineRule="auto"/>
         <w:jc w:val="center"/>
       </w:pPr>
       <w:r>
@@ -21,7 +22,8 @@
     </w:p>
     <w:p>
       <w:pPr>
-        <w:spacing w:after="60" w:line="264" w:lineRule="auto"/>
+        <w:pStyle w:val="Normal"/>
+        <w:spacing w:after="60" w:line="240" w:lineRule="auto"/>
         <w:jc w:val="center"/>
       </w:pPr>
       <w:r>
@@ -36,7 +38,8 @@
     </w:p>
     <w:p>
       <w:pPr>
-        <w:spacing w:after="20" w:line="264" w:lineRule="auto"/>
+        <w:pStyle w:val="Normal"/>
+        <w:spacing w:after="20" w:line="240" w:lineRule="auto"/>
         <w:jc w:val="center"/>
       </w:pPr>
       <w:r>
@@ -55,7 +58,7 @@
         </w:rPr>
         <w:t xml:space="preserve">  |  </w:t>
       </w:r>
-      <w:hyperlink w:history="1" r:id="rIdzramuztf99bkajjnizd_1">
+      <w:hyperlink w:history="1" r:id="rIdixhzddrd9om-b9rsgfh4z">
         <w:r>
           <w:rPr>
             <w:rFonts w:ascii="Arial" w:cs="Arial" w:eastAsia="Arial" w:hAnsi="Arial"/>
@@ -74,7 +77,7 @@
         </w:rPr>
         <w:t xml:space="preserve">  |  </w:t>
       </w:r>
-      <w:hyperlink w:history="1" r:id="rIdtnmgcbhipjjwdun1yrszw">
+      <w:hyperlink w:history="1" r:id="rIdwgjfthvnpjoshcyw9_ckj">
         <w:r>
           <w:rPr>
             <w:rFonts w:ascii="Arial" w:cs="Arial" w:eastAsia="Arial" w:hAnsi="Arial"/>
@@ -88,10 +91,11 @@
     </w:p>
     <w:p>
       <w:pPr>
-        <w:spacing w:after="160" w:line="264" w:lineRule="auto"/>
+        <w:pStyle w:val="Normal"/>
+        <w:spacing w:after="160" w:line="240" w:lineRule="auto"/>
         <w:jc w:val="center"/>
       </w:pPr>
-      <w:hyperlink w:history="1" r:id="rIdmvgyjka12kndqg5vsvrgn">
+      <w:hyperlink w:history="1" r:id="rIdewrxay7hbjmw3wpqn3k2c">
         <w:r>
           <w:rPr>
             <w:rFonts w:ascii="Arial" w:cs="Arial" w:eastAsia="Arial" w:hAnsi="Arial"/>
@@ -110,7 +114,7 @@
         </w:rPr>
         <w:t xml:space="preserve">  |  </w:t>
       </w:r>
-      <w:hyperlink w:history="1" r:id="rIdc4_ic9lkwksbkiowzhmq3">
+      <w:hyperlink w:history="1" r:id="rIdzrkliftsbw8x5hok_hofu">
         <w:r>
           <w:rPr>
             <w:rFonts w:ascii="Arial" w:cs="Arial" w:eastAsia="Arial" w:hAnsi="Arial"/>
@@ -129,7 +133,7 @@
         </w:rPr>
         <w:t xml:space="preserve">  |  </w:t>
       </w:r>
-      <w:hyperlink w:history="1" r:id="rIdpqklflw2riktsvdubgfax">
+      <w:hyperlink w:history="1" r:id="rIdes8nnatzfkb5mbcgcdf5n">
         <w:r>
           <w:rPr>
             <w:rFonts w:ascii="Arial" w:cs="Arial" w:eastAsia="Arial" w:hAnsi="Arial"/>
@@ -143,10 +147,8 @@
     </w:p>
     <w:p>
       <w:pPr>
-        <w:pBdr>
-          <w:bottom w:val="single" w:color="1F4E79" w:sz="4" w:space="0"/>
-        </w:pBdr>
-        <w:spacing w:after="60" w:before="160" w:line="264" w:lineRule="auto"/>
+        <w:pStyle w:val="SectionHeading"/>
+        <w:spacing w:after="50" w:before="120" w:line="240" w:lineRule="auto"/>
       </w:pPr>
       <w:r>
         <w:rPr>
@@ -162,7 +164,8 @@
     </w:p>
     <w:p>
       <w:pPr>
-        <w:spacing w:after="80" w:before="20" w:line="264" w:lineRule="auto"/>
+        <w:pStyle w:val="Normal"/>
+        <w:spacing w:after="50" w:before="20" w:line="240" w:lineRule="auto"/>
       </w:pPr>
       <w:r>
         <w:rPr>
@@ -175,10 +178,8 @@
     </w:p>
     <w:p>
       <w:pPr>
-        <w:pBdr>
-          <w:bottom w:val="single" w:color="1F4E79" w:sz="4" w:space="0"/>
-        </w:pBdr>
-        <w:spacing w:after="60" w:before="160" w:line="264" w:lineRule="auto"/>
+        <w:pStyle w:val="SectionHeading"/>
+        <w:spacing w:after="50" w:before="120" w:line="240" w:lineRule="auto"/>
       </w:pPr>
       <w:r>
         <w:rPr>
@@ -194,12 +195,12 @@
     </w:p>
     <w:p>
       <w:pPr>
-        <w:pStyle w:val="ListParagraph"/>
-        <w:numPr>
-          <w:ilvl w:val="0"/>
-          <w:numId w:val="2"/>
-        </w:numPr>
-        <w:spacing w:after="40" w:line="264" w:lineRule="auto"/>
+        <w:pStyle w:val="Normal"/>
+        <w:numPr>
+          <w:ilvl w:val="0"/>
+          <w:numId w:val="2"/>
+        </w:numPr>
+        <w:spacing w:after="40" w:line="240" w:lineRule="auto"/>
       </w:pPr>
       <w:r>
         <w:rPr>
@@ -222,12 +223,12 @@
     </w:p>
     <w:p>
       <w:pPr>
-        <w:pStyle w:val="ListParagraph"/>
-        <w:numPr>
-          <w:ilvl w:val="0"/>
-          <w:numId w:val="2"/>
-        </w:numPr>
-        <w:spacing w:after="40" w:line="264" w:lineRule="auto"/>
+        <w:pStyle w:val="Normal"/>
+        <w:numPr>
+          <w:ilvl w:val="0"/>
+          <w:numId w:val="2"/>
+        </w:numPr>
+        <w:spacing w:after="40" w:line="240" w:lineRule="auto"/>
       </w:pPr>
       <w:r>
         <w:rPr>
@@ -250,12 +251,12 @@
     </w:p>
     <w:p>
       <w:pPr>
-        <w:pStyle w:val="ListParagraph"/>
-        <w:numPr>
-          <w:ilvl w:val="0"/>
-          <w:numId w:val="2"/>
-        </w:numPr>
-        <w:spacing w:after="40" w:line="264" w:lineRule="auto"/>
+        <w:pStyle w:val="Normal"/>
+        <w:numPr>
+          <w:ilvl w:val="0"/>
+          <w:numId w:val="2"/>
+        </w:numPr>
+        <w:spacing w:after="40" w:line="240" w:lineRule="auto"/>
       </w:pPr>
       <w:r>
         <w:rPr>
@@ -278,12 +279,12 @@
     </w:p>
     <w:p>
       <w:pPr>
-        <w:pStyle w:val="ListParagraph"/>
-        <w:numPr>
-          <w:ilvl w:val="0"/>
-          <w:numId w:val="2"/>
-        </w:numPr>
-        <w:spacing w:after="40" w:line="264" w:lineRule="auto"/>
+        <w:pStyle w:val="Normal"/>
+        <w:numPr>
+          <w:ilvl w:val="0"/>
+          <w:numId w:val="2"/>
+        </w:numPr>
+        <w:spacing w:after="40" w:line="240" w:lineRule="auto"/>
       </w:pPr>
       <w:r>
         <w:rPr>
@@ -306,12 +307,12 @@
     </w:p>
     <w:p>
       <w:pPr>
-        <w:pStyle w:val="ListParagraph"/>
-        <w:numPr>
-          <w:ilvl w:val="0"/>
-          <w:numId w:val="2"/>
-        </w:numPr>
-        <w:spacing w:after="40" w:line="264" w:lineRule="auto"/>
+        <w:pStyle w:val="Normal"/>
+        <w:numPr>
+          <w:ilvl w:val="0"/>
+          <w:numId w:val="2"/>
+        </w:numPr>
+        <w:spacing w:after="40" w:line="240" w:lineRule="auto"/>
       </w:pPr>
       <w:r>
         <w:rPr>
@@ -334,12 +335,12 @@
     </w:p>
     <w:p>
       <w:pPr>
-        <w:pStyle w:val="ListParagraph"/>
-        <w:numPr>
-          <w:ilvl w:val="0"/>
-          <w:numId w:val="2"/>
-        </w:numPr>
-        <w:spacing w:after="40" w:line="264" w:lineRule="auto"/>
+        <w:pStyle w:val="Normal"/>
+        <w:numPr>
+          <w:ilvl w:val="0"/>
+          <w:numId w:val="2"/>
+        </w:numPr>
+        <w:spacing w:after="40" w:line="240" w:lineRule="auto"/>
       </w:pPr>
       <w:r>
         <w:rPr>
@@ -362,10 +363,8 @@
     </w:p>
     <w:p>
       <w:pPr>
-        <w:pBdr>
-          <w:bottom w:val="single" w:color="1F4E79" w:sz="4" w:space="0"/>
-        </w:pBdr>
-        <w:spacing w:after="60" w:before="160" w:line="264" w:lineRule="auto"/>
+        <w:pStyle w:val="SectionHeading"/>
+        <w:spacing w:after="50" w:before="120" w:line="240" w:lineRule="auto"/>
       </w:pPr>
       <w:r>
         <w:rPr>
@@ -381,7 +380,8 @@
     </w:p>
     <w:p>
       <w:pPr>
-        <w:spacing w:after="20" w:before="140" w:line="264" w:lineRule="auto"/>
+        <w:pStyle w:val="Normal"/>
+        <w:spacing w:after="20" w:before="140" w:line="240" w:lineRule="auto"/>
       </w:pPr>
       <w:r>
         <w:rPr>
@@ -426,7 +426,8 @@
     </w:p>
     <w:p>
       <w:pPr>
-        <w:spacing w:after="50" w:line="264" w:lineRule="auto"/>
+        <w:pStyle w:val="Normal"/>
+        <w:spacing w:after="50" w:line="240" w:lineRule="auto"/>
       </w:pPr>
       <w:r>
         <w:rPr>
@@ -442,12 +443,12 @@
     </w:p>
     <w:p>
       <w:pPr>
-        <w:pStyle w:val="ListParagraph"/>
-        <w:numPr>
-          <w:ilvl w:val="0"/>
-          <w:numId w:val="2"/>
-        </w:numPr>
-        <w:spacing w:after="40" w:line="264" w:lineRule="auto"/>
+        <w:pStyle w:val="Normal"/>
+        <w:numPr>
+          <w:ilvl w:val="0"/>
+          <w:numId w:val="2"/>
+        </w:numPr>
+        <w:spacing w:after="20" w:line="240" w:lineRule="auto"/>
       </w:pPr>
       <w:r>
         <w:rPr>
@@ -460,12 +461,12 @@
     </w:p>
     <w:p>
       <w:pPr>
-        <w:pStyle w:val="ListParagraph"/>
-        <w:numPr>
-          <w:ilvl w:val="0"/>
-          <w:numId w:val="2"/>
-        </w:numPr>
-        <w:spacing w:after="40" w:line="264" w:lineRule="auto"/>
+        <w:pStyle w:val="Normal"/>
+        <w:numPr>
+          <w:ilvl w:val="0"/>
+          <w:numId w:val="2"/>
+        </w:numPr>
+        <w:spacing w:after="20" w:line="240" w:lineRule="auto"/>
       </w:pPr>
       <w:r>
         <w:rPr>
@@ -478,12 +479,12 @@
     </w:p>
     <w:p>
       <w:pPr>
-        <w:pStyle w:val="ListParagraph"/>
-        <w:numPr>
-          <w:ilvl w:val="0"/>
-          <w:numId w:val="2"/>
-        </w:numPr>
-        <w:spacing w:after="40" w:line="264" w:lineRule="auto"/>
+        <w:pStyle w:val="Normal"/>
+        <w:numPr>
+          <w:ilvl w:val="0"/>
+          <w:numId w:val="2"/>
+        </w:numPr>
+        <w:spacing w:after="20" w:line="240" w:lineRule="auto"/>
       </w:pPr>
       <w:r>
         <w:rPr>
@@ -496,7 +497,8 @@
     </w:p>
     <w:p>
       <w:pPr>
-        <w:spacing w:after="20" w:before="140" w:line="264" w:lineRule="auto"/>
+        <w:pStyle w:val="Normal"/>
+        <w:spacing w:after="20" w:before="140" w:line="240" w:lineRule="auto"/>
       </w:pPr>
       <w:r>
         <w:rPr>
@@ -552,7 +554,8 @@
     </w:p>
     <w:p>
       <w:pPr>
-        <w:spacing w:after="50" w:line="264" w:lineRule="auto"/>
+        <w:pStyle w:val="Normal"/>
+        <w:spacing w:after="50" w:line="240" w:lineRule="auto"/>
       </w:pPr>
       <w:r>
         <w:rPr>
@@ -568,12 +571,12 @@
     </w:p>
     <w:p>
       <w:pPr>
-        <w:pStyle w:val="ListParagraph"/>
-        <w:numPr>
-          <w:ilvl w:val="0"/>
-          <w:numId w:val="2"/>
-        </w:numPr>
-        <w:spacing w:after="40" w:line="264" w:lineRule="auto"/>
+        <w:pStyle w:val="Normal"/>
+        <w:numPr>
+          <w:ilvl w:val="0"/>
+          <w:numId w:val="2"/>
+        </w:numPr>
+        <w:spacing w:after="20" w:line="240" w:lineRule="auto"/>
       </w:pPr>
       <w:r>
         <w:rPr>
@@ -586,12 +589,12 @@
     </w:p>
     <w:p>
       <w:pPr>
-        <w:pStyle w:val="ListParagraph"/>
-        <w:numPr>
-          <w:ilvl w:val="0"/>
-          <w:numId w:val="2"/>
-        </w:numPr>
-        <w:spacing w:after="40" w:line="264" w:lineRule="auto"/>
+        <w:pStyle w:val="Normal"/>
+        <w:numPr>
+          <w:ilvl w:val="0"/>
+          <w:numId w:val="2"/>
+        </w:numPr>
+        <w:spacing w:after="20" w:line="240" w:lineRule="auto"/>
       </w:pPr>
       <w:r>
         <w:rPr>
@@ -604,12 +607,12 @@
     </w:p>
     <w:p>
       <w:pPr>
-        <w:pStyle w:val="ListParagraph"/>
-        <w:numPr>
-          <w:ilvl w:val="0"/>
-          <w:numId w:val="2"/>
-        </w:numPr>
-        <w:spacing w:after="40" w:line="264" w:lineRule="auto"/>
+        <w:pStyle w:val="Normal"/>
+        <w:numPr>
+          <w:ilvl w:val="0"/>
+          <w:numId w:val="2"/>
+        </w:numPr>
+        <w:spacing w:after="20" w:line="240" w:lineRule="auto"/>
       </w:pPr>
       <w:r>
         <w:rPr>
@@ -622,12 +625,12 @@
     </w:p>
     <w:p>
       <w:pPr>
-        <w:pStyle w:val="ListParagraph"/>
-        <w:numPr>
-          <w:ilvl w:val="0"/>
-          <w:numId w:val="2"/>
-        </w:numPr>
-        <w:spacing w:after="40" w:line="264" w:lineRule="auto"/>
+        <w:pStyle w:val="Normal"/>
+        <w:numPr>
+          <w:ilvl w:val="0"/>
+          <w:numId w:val="2"/>
+        </w:numPr>
+        <w:spacing w:after="20" w:line="240" w:lineRule="auto"/>
       </w:pPr>
       <w:r>
         <w:rPr>
@@ -640,12 +643,12 @@
     </w:p>
     <w:p>
       <w:pPr>
-        <w:pStyle w:val="ListParagraph"/>
-        <w:numPr>
-          <w:ilvl w:val="0"/>
-          <w:numId w:val="2"/>
-        </w:numPr>
-        <w:spacing w:after="40" w:line="264" w:lineRule="auto"/>
+        <w:pStyle w:val="Normal"/>
+        <w:numPr>
+          <w:ilvl w:val="0"/>
+          <w:numId w:val="2"/>
+        </w:numPr>
+        <w:spacing w:after="20" w:line="240" w:lineRule="auto"/>
       </w:pPr>
       <w:r>
         <w:rPr>
@@ -658,7 +661,8 @@
     </w:p>
     <w:p>
       <w:pPr>
-        <w:spacing w:after="20" w:before="140" w:line="264" w:lineRule="auto"/>
+        <w:pStyle w:val="Normal"/>
+        <w:spacing w:after="20" w:before="140" w:line="240" w:lineRule="auto"/>
       </w:pPr>
       <w:r>
         <w:rPr>
@@ -714,12 +718,12 @@
     </w:p>
     <w:p>
       <w:pPr>
-        <w:pStyle w:val="ListParagraph"/>
-        <w:numPr>
-          <w:ilvl w:val="0"/>
-          <w:numId w:val="2"/>
-        </w:numPr>
-        <w:spacing w:after="40" w:line="264" w:lineRule="auto"/>
+        <w:pStyle w:val="Normal"/>
+        <w:numPr>
+          <w:ilvl w:val="0"/>
+          <w:numId w:val="2"/>
+        </w:numPr>
+        <w:spacing w:after="20" w:line="240" w:lineRule="auto"/>
       </w:pPr>
       <w:r>
         <w:rPr>
@@ -732,12 +736,12 @@
     </w:p>
     <w:p>
       <w:pPr>
-        <w:pStyle w:val="ListParagraph"/>
-        <w:numPr>
-          <w:ilvl w:val="0"/>
-          <w:numId w:val="2"/>
-        </w:numPr>
-        <w:spacing w:after="40" w:line="264" w:lineRule="auto"/>
+        <w:pStyle w:val="Normal"/>
+        <w:numPr>
+          <w:ilvl w:val="0"/>
+          <w:numId w:val="2"/>
+        </w:numPr>
+        <w:spacing w:after="20" w:line="240" w:lineRule="auto"/>
       </w:pPr>
       <w:r>
         <w:rPr>
@@ -750,12 +754,12 @@
     </w:p>
     <w:p>
       <w:pPr>
-        <w:pStyle w:val="ListParagraph"/>
-        <w:numPr>
-          <w:ilvl w:val="0"/>
-          <w:numId w:val="2"/>
-        </w:numPr>
-        <w:spacing w:after="40" w:line="264" w:lineRule="auto"/>
+        <w:pStyle w:val="Normal"/>
+        <w:numPr>
+          <w:ilvl w:val="0"/>
+          <w:numId w:val="2"/>
+        </w:numPr>
+        <w:spacing w:after="20" w:line="240" w:lineRule="auto"/>
       </w:pPr>
       <w:r>
         <w:rPr>
@@ -768,7 +772,8 @@
     </w:p>
     <w:p>
       <w:pPr>
-        <w:spacing w:after="20" w:before="140" w:line="264" w:lineRule="auto"/>
+        <w:pStyle w:val="Normal"/>
+        <w:spacing w:after="20" w:before="140" w:line="240" w:lineRule="auto"/>
       </w:pPr>
       <w:r>
         <w:rPr>
@@ -813,12 +818,12 @@
     </w:p>
     <w:p>
       <w:pPr>
-        <w:pStyle w:val="ListParagraph"/>
-        <w:numPr>
-          <w:ilvl w:val="0"/>
-          <w:numId w:val="2"/>
-        </w:numPr>
-        <w:spacing w:after="40" w:line="264" w:lineRule="auto"/>
+        <w:pStyle w:val="Normal"/>
+        <w:numPr>
+          <w:ilvl w:val="0"/>
+          <w:numId w:val="2"/>
+        </w:numPr>
+        <w:spacing w:after="20" w:line="240" w:lineRule="auto"/>
       </w:pPr>
       <w:r>
         <w:rPr>
@@ -831,12 +836,12 @@
     </w:p>
     <w:p>
       <w:pPr>
-        <w:pStyle w:val="ListParagraph"/>
-        <w:numPr>
-          <w:ilvl w:val="0"/>
-          <w:numId w:val="2"/>
-        </w:numPr>
-        <w:spacing w:after="40" w:line="264" w:lineRule="auto"/>
+        <w:pStyle w:val="Normal"/>
+        <w:numPr>
+          <w:ilvl w:val="0"/>
+          <w:numId w:val="2"/>
+        </w:numPr>
+        <w:spacing w:after="20" w:line="240" w:lineRule="auto"/>
       </w:pPr>
       <w:r>
         <w:rPr>
@@ -849,12 +854,12 @@
     </w:p>
     <w:p>
       <w:pPr>
-        <w:pStyle w:val="ListParagraph"/>
-        <w:numPr>
-          <w:ilvl w:val="0"/>
-          <w:numId w:val="2"/>
-        </w:numPr>
-        <w:spacing w:after="40" w:line="264" w:lineRule="auto"/>
+        <w:pStyle w:val="Normal"/>
+        <w:numPr>
+          <w:ilvl w:val="0"/>
+          <w:numId w:val="2"/>
+        </w:numPr>
+        <w:spacing w:after="20" w:line="240" w:lineRule="auto"/>
       </w:pPr>
       <w:r>
         <w:rPr>
@@ -867,12 +872,12 @@
     </w:p>
     <w:p>
       <w:pPr>
-        <w:pStyle w:val="ListParagraph"/>
-        <w:numPr>
-          <w:ilvl w:val="0"/>
-          <w:numId w:val="2"/>
-        </w:numPr>
-        <w:spacing w:after="40" w:line="264" w:lineRule="auto"/>
+        <w:pStyle w:val="Normal"/>
+        <w:numPr>
+          <w:ilvl w:val="0"/>
+          <w:numId w:val="2"/>
+        </w:numPr>
+        <w:spacing w:after="20" w:line="240" w:lineRule="auto"/>
       </w:pPr>
       <w:r>
         <w:rPr>
@@ -885,7 +890,8 @@
     </w:p>
     <w:p>
       <w:pPr>
-        <w:spacing w:after="20" w:before="140" w:line="264" w:lineRule="auto"/>
+        <w:pStyle w:val="Normal"/>
+        <w:spacing w:after="20" w:before="140" w:line="240" w:lineRule="auto"/>
       </w:pPr>
       <w:r>
         <w:rPr>
@@ -941,12 +947,12 @@
     </w:p>
     <w:p>
       <w:pPr>
-        <w:pStyle w:val="ListParagraph"/>
-        <w:numPr>
-          <w:ilvl w:val="0"/>
-          <w:numId w:val="2"/>
-        </w:numPr>
-        <w:spacing w:after="40" w:line="264" w:lineRule="auto"/>
+        <w:pStyle w:val="Normal"/>
+        <w:numPr>
+          <w:ilvl w:val="0"/>
+          <w:numId w:val="2"/>
+        </w:numPr>
+        <w:spacing w:after="20" w:line="240" w:lineRule="auto"/>
       </w:pPr>
       <w:r>
         <w:rPr>
@@ -959,12 +965,12 @@
     </w:p>
     <w:p>
       <w:pPr>
-        <w:pStyle w:val="ListParagraph"/>
-        <w:numPr>
-          <w:ilvl w:val="0"/>
-          <w:numId w:val="2"/>
-        </w:numPr>
-        <w:spacing w:after="40" w:line="264" w:lineRule="auto"/>
+        <w:pStyle w:val="Normal"/>
+        <w:numPr>
+          <w:ilvl w:val="0"/>
+          <w:numId w:val="2"/>
+        </w:numPr>
+        <w:spacing w:after="20" w:line="240" w:lineRule="auto"/>
       </w:pPr>
       <w:r>
         <w:rPr>
@@ -977,12 +983,12 @@
     </w:p>
     <w:p>
       <w:pPr>
-        <w:pStyle w:val="ListParagraph"/>
-        <w:numPr>
-          <w:ilvl w:val="0"/>
-          <w:numId w:val="2"/>
-        </w:numPr>
-        <w:spacing w:after="40" w:line="264" w:lineRule="auto"/>
+        <w:pStyle w:val="Normal"/>
+        <w:numPr>
+          <w:ilvl w:val="0"/>
+          <w:numId w:val="2"/>
+        </w:numPr>
+        <w:spacing w:after="20" w:line="240" w:lineRule="auto"/>
       </w:pPr>
       <w:r>
         <w:rPr>
@@ -995,12 +1001,12 @@
     </w:p>
     <w:p>
       <w:pPr>
-        <w:pStyle w:val="ListParagraph"/>
-        <w:numPr>
-          <w:ilvl w:val="0"/>
-          <w:numId w:val="2"/>
-        </w:numPr>
-        <w:spacing w:after="40" w:line="264" w:lineRule="auto"/>
+        <w:pStyle w:val="Normal"/>
+        <w:numPr>
+          <w:ilvl w:val="0"/>
+          <w:numId w:val="2"/>
+        </w:numPr>
+        <w:spacing w:after="20" w:line="240" w:lineRule="auto"/>
       </w:pPr>
       <w:r>
         <w:rPr>
@@ -1013,12 +1019,12 @@
     </w:p>
     <w:p>
       <w:pPr>
-        <w:pStyle w:val="ListParagraph"/>
-        <w:numPr>
-          <w:ilvl w:val="0"/>
-          <w:numId w:val="2"/>
-        </w:numPr>
-        <w:spacing w:after="40" w:line="264" w:lineRule="auto"/>
+        <w:pStyle w:val="Normal"/>
+        <w:numPr>
+          <w:ilvl w:val="0"/>
+          <w:numId w:val="2"/>
+        </w:numPr>
+        <w:spacing w:after="20" w:line="240" w:lineRule="auto"/>
       </w:pPr>
       <w:r>
         <w:rPr>
@@ -1031,12 +1037,12 @@
     </w:p>
     <w:p>
       <w:pPr>
-        <w:pStyle w:val="ListParagraph"/>
-        <w:numPr>
-          <w:ilvl w:val="0"/>
-          <w:numId w:val="2"/>
-        </w:numPr>
-        <w:spacing w:after="40" w:line="264" w:lineRule="auto"/>
+        <w:pStyle w:val="Normal"/>
+        <w:numPr>
+          <w:ilvl w:val="0"/>
+          <w:numId w:val="2"/>
+        </w:numPr>
+        <w:spacing w:after="20" w:line="240" w:lineRule="auto"/>
       </w:pPr>
       <w:r>
         <w:rPr>
@@ -1049,7 +1055,8 @@
     </w:p>
     <w:p>
       <w:pPr>
-        <w:spacing w:after="20" w:before="140" w:line="264" w:lineRule="auto"/>
+        <w:pStyle w:val="Normal"/>
+        <w:spacing w:after="20" w:before="140" w:line="240" w:lineRule="auto"/>
       </w:pPr>
       <w:r>
         <w:rPr>
@@ -1094,12 +1101,12 @@
     </w:p>
     <w:p>
       <w:pPr>
-        <w:pStyle w:val="ListParagraph"/>
-        <w:numPr>
-          <w:ilvl w:val="0"/>
-          <w:numId w:val="2"/>
-        </w:numPr>
-        <w:spacing w:after="40" w:line="264" w:lineRule="auto"/>
+        <w:pStyle w:val="Normal"/>
+        <w:numPr>
+          <w:ilvl w:val="0"/>
+          <w:numId w:val="2"/>
+        </w:numPr>
+        <w:spacing w:after="20" w:line="240" w:lineRule="auto"/>
       </w:pPr>
       <w:r>
         <w:rPr>
@@ -1112,12 +1119,12 @@
     </w:p>
     <w:p>
       <w:pPr>
-        <w:pStyle w:val="ListParagraph"/>
-        <w:numPr>
-          <w:ilvl w:val="0"/>
-          <w:numId w:val="2"/>
-        </w:numPr>
-        <w:spacing w:after="40" w:line="264" w:lineRule="auto"/>
+        <w:pStyle w:val="Normal"/>
+        <w:numPr>
+          <w:ilvl w:val="0"/>
+          <w:numId w:val="2"/>
+        </w:numPr>
+        <w:spacing w:after="20" w:line="240" w:lineRule="auto"/>
       </w:pPr>
       <w:r>
         <w:rPr>
@@ -1130,12 +1137,12 @@
     </w:p>
     <w:p>
       <w:pPr>
-        <w:pStyle w:val="ListParagraph"/>
-        <w:numPr>
-          <w:ilvl w:val="0"/>
-          <w:numId w:val="2"/>
-        </w:numPr>
-        <w:spacing w:after="40" w:line="264" w:lineRule="auto"/>
+        <w:pStyle w:val="Normal"/>
+        <w:numPr>
+          <w:ilvl w:val="0"/>
+          <w:numId w:val="2"/>
+        </w:numPr>
+        <w:spacing w:after="20" w:line="240" w:lineRule="auto"/>
       </w:pPr>
       <w:r>
         <w:rPr>
@@ -1148,7 +1155,8 @@
     </w:p>
     <w:p>
       <w:pPr>
-        <w:spacing w:after="20" w:before="140" w:line="264" w:lineRule="auto"/>
+        <w:pStyle w:val="Normal"/>
+        <w:spacing w:after="20" w:before="140" w:line="240" w:lineRule="auto"/>
       </w:pPr>
       <w:r>
         <w:rPr>
@@ -1193,12 +1201,12 @@
     </w:p>
     <w:p>
       <w:pPr>
-        <w:pStyle w:val="ListParagraph"/>
-        <w:numPr>
-          <w:ilvl w:val="0"/>
-          <w:numId w:val="2"/>
-        </w:numPr>
-        <w:spacing w:after="40" w:line="264" w:lineRule="auto"/>
+        <w:pStyle w:val="Normal"/>
+        <w:numPr>
+          <w:ilvl w:val="0"/>
+          <w:numId w:val="2"/>
+        </w:numPr>
+        <w:spacing w:after="20" w:line="240" w:lineRule="auto"/>
       </w:pPr>
       <w:r>
         <w:rPr>
@@ -1211,12 +1219,12 @@
     </w:p>
     <w:p>
       <w:pPr>
-        <w:pStyle w:val="ListParagraph"/>
-        <w:numPr>
-          <w:ilvl w:val="0"/>
-          <w:numId w:val="2"/>
-        </w:numPr>
-        <w:spacing w:after="40" w:line="264" w:lineRule="auto"/>
+        <w:pStyle w:val="Normal"/>
+        <w:numPr>
+          <w:ilvl w:val="0"/>
+          <w:numId w:val="2"/>
+        </w:numPr>
+        <w:spacing w:after="20" w:line="240" w:lineRule="auto"/>
       </w:pPr>
       <w:r>
         <w:rPr>
@@ -1229,12 +1237,12 @@
     </w:p>
     <w:p>
       <w:pPr>
-        <w:pStyle w:val="ListParagraph"/>
-        <w:numPr>
-          <w:ilvl w:val="0"/>
-          <w:numId w:val="2"/>
-        </w:numPr>
-        <w:spacing w:after="40" w:line="264" w:lineRule="auto"/>
+        <w:pStyle w:val="Normal"/>
+        <w:numPr>
+          <w:ilvl w:val="0"/>
+          <w:numId w:val="2"/>
+        </w:numPr>
+        <w:spacing w:after="20" w:line="240" w:lineRule="auto"/>
       </w:pPr>
       <w:r>
         <w:rPr>
@@ -1247,10 +1255,8 @@
     </w:p>
     <w:p>
       <w:pPr>
-        <w:pBdr>
-          <w:bottom w:val="single" w:color="1F4E79" w:sz="4" w:space="0"/>
-        </w:pBdr>
-        <w:spacing w:after="60" w:before="160" w:line="264" w:lineRule="auto"/>
+        <w:pStyle w:val="SectionHeading"/>
+        <w:spacing w:after="50" w:before="120" w:line="240" w:lineRule="auto"/>
       </w:pPr>
       <w:r>
         <w:rPr>
@@ -1266,9 +1272,10 @@
     </w:p>
     <w:p>
       <w:pPr>
-        <w:spacing w:after="20" w:before="120" w:line="264" w:lineRule="auto"/>
-      </w:pPr>
-      <w:hyperlink w:history="1" r:id="rIdfllcazfe3k0us3hiun99q">
+        <w:pStyle w:val="Normal"/>
+        <w:spacing w:after="20" w:before="120" w:line="240" w:lineRule="auto"/>
+      </w:pPr>
+      <w:hyperlink w:history="1" r:id="rIdrwai8m1csvtw_tuwx4pcm">
         <w:r>
           <w:rPr>
             <w:rFonts w:ascii="Arial" w:cs="Arial" w:eastAsia="Arial" w:hAnsi="Arial"/>
@@ -1301,7 +1308,7 @@
         </w:rPr>
         <w:t xml:space="preserve">  |  </w:t>
       </w:r>
-      <w:hyperlink w:history="1" r:id="rIdefeozkt9u7tc3daq60l-n">
+      <w:hyperlink w:history="1" r:id="rIdpommnfxfv_fufnxqbxgdm">
         <w:r>
           <w:rPr>
             <w:rFonts w:ascii="Arial" w:cs="Arial" w:eastAsia="Arial" w:hAnsi="Arial"/>
@@ -1315,7 +1322,8 @@
     </w:p>
     <w:p>
       <w:pPr>
-        <w:spacing w:after="80" w:before="20" w:line="264" w:lineRule="auto"/>
+        <w:pStyle w:val="Normal"/>
+        <w:spacing w:after="50" w:before="20" w:line="240" w:lineRule="auto"/>
       </w:pPr>
       <w:r>
         <w:rPr>
@@ -1328,9 +1336,10 @@
     </w:p>
     <w:p>
       <w:pPr>
-        <w:spacing w:after="20" w:before="120" w:line="264" w:lineRule="auto"/>
-      </w:pPr>
-      <w:hyperlink w:history="1" r:id="rIdmdnucsxktz21w4xmepbnx">
+        <w:pStyle w:val="Normal"/>
+        <w:spacing w:after="20" w:before="120" w:line="240" w:lineRule="auto"/>
+      </w:pPr>
+      <w:hyperlink w:history="1" r:id="rIdijw5_zt_sb_whmq8_982k">
         <w:r>
           <w:rPr>
             <w:rFonts w:ascii="Arial" w:cs="Arial" w:eastAsia="Arial" w:hAnsi="Arial"/>
@@ -1363,7 +1372,7 @@
         </w:rPr>
         <w:t xml:space="preserve">  |  </w:t>
       </w:r>
-      <w:hyperlink w:history="1" r:id="rIdilz2fermn859taijwyqsd">
+      <w:hyperlink w:history="1" r:id="rId1nqabnjekatwzrxhf5x9c">
         <w:r>
           <w:rPr>
             <w:rFonts w:ascii="Arial" w:cs="Arial" w:eastAsia="Arial" w:hAnsi="Arial"/>
@@ -1377,7 +1386,8 @@
     </w:p>
     <w:p>
       <w:pPr>
-        <w:spacing w:after="80" w:before="20" w:line="264" w:lineRule="auto"/>
+        <w:pStyle w:val="Normal"/>
+        <w:spacing w:after="50" w:before="20" w:line="240" w:lineRule="auto"/>
       </w:pPr>
       <w:r>
         <w:rPr>
@@ -1390,9 +1400,10 @@
     </w:p>
     <w:p>
       <w:pPr>
-        <w:spacing w:after="20" w:before="120" w:line="264" w:lineRule="auto"/>
-      </w:pPr>
-      <w:hyperlink w:history="1" r:id="rId37qmizmf1wcea05suddcw">
+        <w:pStyle w:val="Normal"/>
+        <w:spacing w:after="20" w:before="120" w:line="240" w:lineRule="auto"/>
+      </w:pPr>
+      <w:hyperlink w:history="1" r:id="rIdfcntd2tfrux8ahrzyssko">
         <w:r>
           <w:rPr>
             <w:rFonts w:ascii="Arial" w:cs="Arial" w:eastAsia="Arial" w:hAnsi="Arial"/>
@@ -1425,7 +1436,7 @@
         </w:rPr>
         <w:t xml:space="preserve">  |  </w:t>
       </w:r>
-      <w:hyperlink w:history="1" r:id="rIdckxitkvxt7rgs01pnfrot">
+      <w:hyperlink w:history="1" r:id="rId7uycevuignwihoqkig15-">
         <w:r>
           <w:rPr>
             <w:rFonts w:ascii="Arial" w:cs="Arial" w:eastAsia="Arial" w:hAnsi="Arial"/>
@@ -1439,7 +1450,8 @@
     </w:p>
     <w:p>
       <w:pPr>
-        <w:spacing w:after="80" w:before="20" w:line="264" w:lineRule="auto"/>
+        <w:pStyle w:val="Normal"/>
+        <w:spacing w:after="50" w:before="20" w:line="240" w:lineRule="auto"/>
       </w:pPr>
       <w:r>
         <w:rPr>
@@ -1449,7 +1461,7 @@
         </w:rPr>
         <w:t xml:space="preserve">Designed, illustrated, and built a mobile game in React Native, shipping one codebase to iOS and Android as real native UI. Published on the </w:t>
       </w:r>
-      <w:hyperlink w:history="1" r:id="rIduzst7k3eagfk_-xoyio5l">
+      <w:hyperlink w:history="1" r:id="rIdnjh_jzzysdio0pxnsmze3">
         <w:r>
           <w:rPr>
             <w:rFonts w:ascii="Arial" w:cs="Arial" w:eastAsia="Arial" w:hAnsi="Arial"/>
@@ -1471,10 +1483,8 @@
     </w:p>
     <w:p>
       <w:pPr>
-        <w:pBdr>
-          <w:bottom w:val="single" w:color="1F4E79" w:sz="4" w:space="0"/>
-        </w:pBdr>
-        <w:spacing w:after="60" w:before="160" w:line="264" w:lineRule="auto"/>
+        <w:pStyle w:val="SectionHeading"/>
+        <w:spacing w:after="50" w:before="120" w:line="240" w:lineRule="auto"/>
       </w:pPr>
       <w:r>
         <w:rPr>
@@ -1490,7 +1500,8 @@
     </w:p>
     <w:p>
       <w:pPr>
-        <w:spacing w:after="40" w:before="20" w:line="264" w:lineRule="auto"/>
+        <w:pStyle w:val="Normal"/>
+        <w:spacing w:after="40" w:before="20" w:line="240" w:lineRule="auto"/>
       </w:pPr>
       <w:r>
         <w:rPr>
@@ -1513,7 +1524,8 @@
     </w:p>
     <w:p>
       <w:pPr>
-        <w:spacing w:after="40" w:before="20" w:line="264" w:lineRule="auto"/>
+        <w:pStyle w:val="Normal"/>
+        <w:spacing w:after="40" w:before="20" w:line="240" w:lineRule="auto"/>
       </w:pPr>
       <w:r>
         <w:rPr>
@@ -1536,10 +1548,8 @@
     </w:p>
     <w:p>
       <w:pPr>
-        <w:pBdr>
-          <w:bottom w:val="single" w:color="1F4E79" w:sz="4" w:space="0"/>
-        </w:pBdr>
-        <w:spacing w:after="60" w:before="160" w:line="264" w:lineRule="auto"/>
+        <w:pStyle w:val="SectionHeading"/>
+        <w:spacing w:after="50" w:before="120" w:line="240" w:lineRule="auto"/>
       </w:pPr>
       <w:r>
         <w:rPr>
@@ -1555,7 +1565,8 @@
     </w:p>
     <w:p>
       <w:pPr>
-        <w:spacing w:after="80" w:before="20" w:line="264" w:lineRule="auto"/>
+        <w:pStyle w:val="Normal"/>
+        <w:spacing w:after="50" w:before="20" w:line="240" w:lineRule="auto"/>
       </w:pPr>
       <w:r>
         <w:rPr>
@@ -1568,10 +1579,8 @@
     </w:p>
     <w:p>
       <w:pPr>
-        <w:pBdr>
-          <w:bottom w:val="single" w:color="1F4E79" w:sz="4" w:space="0"/>
-        </w:pBdr>
-        <w:spacing w:after="60" w:before="160" w:line="264" w:lineRule="auto"/>
+        <w:pStyle w:val="SectionHeading"/>
+        <w:spacing w:after="50" w:before="120" w:line="240" w:lineRule="auto"/>
       </w:pPr>
       <w:r>
         <w:rPr>
@@ -1587,9 +1596,10 @@
     </w:p>
     <w:p>
       <w:pPr>
-        <w:spacing w:after="20" w:before="120" w:line="264" w:lineRule="auto"/>
-      </w:pPr>
-      <w:hyperlink w:history="1" r:id="rIdmwsv6rn2jgvl40iqnrr4h">
+        <w:pStyle w:val="Normal"/>
+        <w:spacing w:after="20" w:before="120" w:line="240" w:lineRule="auto"/>
+      </w:pPr>
+      <w:hyperlink w:history="1" r:id="rIdu_benlpllovbktlu-hr_6">
         <w:r>
           <w:rPr>
             <w:rFonts w:ascii="Arial" w:cs="Arial" w:eastAsia="Arial" w:hAnsi="Arial"/>
@@ -1622,7 +1632,7 @@
         </w:rPr>
         <w:t xml:space="preserve">  |  </w:t>
       </w:r>
-      <w:hyperlink w:history="1" r:id="rId59b7hsy9iavxcjl8zj75n">
+      <w:hyperlink w:history="1" r:id="rIdt3-_ntrvmwnmhup4b0l1k">
         <w:r>
           <w:rPr>
             <w:rFonts w:ascii="Arial" w:cs="Arial" w:eastAsia="Arial" w:hAnsi="Arial"/>
@@ -1636,7 +1646,8 @@
     </w:p>
     <w:p>
       <w:pPr>
-        <w:spacing w:after="80" w:before="20" w:line="264" w:lineRule="auto"/>
+        <w:pStyle w:val="Normal"/>
+        <w:spacing w:after="50" w:before="20" w:line="240" w:lineRule="auto"/>
       </w:pPr>
       <w:r>
         <w:rPr>
@@ -2025,5 +2036,32 @@
       <w:szCs w:val="20"/>
     </w:rPr>
   </w:style>
+  <w:style w:type="paragraph" w:styleId="Normal">
+    <w:name w:val="Normal"/>
+    <w:rPr>
+      <w:rFonts w:ascii="Arial" w:cs="Arial" w:eastAsia="Arial" w:hAnsi="Arial"/>
+      <w:sz w:val="19"/>
+      <w:szCs w:val="19"/>
+    </w:rPr>
+  </w:style>
+  <w:style w:type="paragraph" w:styleId="SectionHeading">
+    <w:name w:val="Section Heading"/>
+    <w:basedOn w:val="Normal"/>
+    <w:next w:val="Normal"/>
+    <w:qFormat/>
+    <w:pPr>
+      <w:pBdr>
+        <w:bottom w:val="single" w:color="1F4E79" w:sz="4" w:space="0"/>
+      </w:pBdr>
+    </w:pPr>
+    <w:rPr>
+      <w:rFonts w:ascii="Arial" w:cs="Arial" w:eastAsia="Arial" w:hAnsi="Arial"/>
+      <w:b/>
+      <w:bCs/>
+      <w:color w:val="1F4E79"/>
+      <w:sz w:val="22"/>
+      <w:szCs w:val="22"/>
+    </w:rPr>
+  </w:style>
 </w:styles>
 </file>
--- a/resume-ats/2026-08-26/travis-hoki-resume-2026-08-26.docx
+++ b/resume-ats/2026-08-26/travis-hoki-resume-2026-08-26.docx
@@ -58,7 +58,7 @@
         </w:rPr>
         <w:t xml:space="preserve">  |  </w:t>
       </w:r>
-      <w:hyperlink w:history="1" r:id="rIdixhzddrd9om-b9rsgfh4z">
+      <w:hyperlink w:history="1" r:id="rIdaljhmyt4z0hom-a1noeas">
         <w:r>
           <w:rPr>
             <w:rFonts w:ascii="Arial" w:cs="Arial" w:eastAsia="Arial" w:hAnsi="Arial"/>
@@ -77,7 +77,7 @@
         </w:rPr>
         <w:t xml:space="preserve">  |  </w:t>
       </w:r>
-      <w:hyperlink w:history="1" r:id="rIdwgjfthvnpjoshcyw9_ckj">
+      <w:hyperlink w:history="1" r:id="rIdbhrqql1hpycwdw7ku_hif">
         <w:r>
           <w:rPr>
             <w:rFonts w:ascii="Arial" w:cs="Arial" w:eastAsia="Arial" w:hAnsi="Arial"/>
@@ -95,7 +95,7 @@
         <w:spacing w:after="160" w:line="240" w:lineRule="auto"/>
         <w:jc w:val="center"/>
       </w:pPr>
-      <w:hyperlink w:history="1" r:id="rIdewrxay7hbjmw3wpqn3k2c">
+      <w:hyperlink w:history="1" r:id="rIdlgajifzfky4npwsaekfzn">
         <w:r>
           <w:rPr>
             <w:rFonts w:ascii="Arial" w:cs="Arial" w:eastAsia="Arial" w:hAnsi="Arial"/>
@@ -114,7 +114,7 @@
         </w:rPr>
         <w:t xml:space="preserve">  |  </w:t>
       </w:r>
-      <w:hyperlink w:history="1" r:id="rIdzrkliftsbw8x5hok_hofu">
+      <w:hyperlink w:history="1" r:id="rIduy40p89yqm7dd6jvjft2a">
         <w:r>
           <w:rPr>
             <w:rFonts w:ascii="Arial" w:cs="Arial" w:eastAsia="Arial" w:hAnsi="Arial"/>
@@ -133,7 +133,7 @@
         </w:rPr>
         <w:t xml:space="preserve">  |  </w:t>
       </w:r>
-      <w:hyperlink w:history="1" r:id="rIdes8nnatzfkb5mbcgcdf5n">
+      <w:hyperlink w:history="1" r:id="rIdtxm39ap-v4y3gjkjd9oe1">
         <w:r>
           <w:rPr>
             <w:rFonts w:ascii="Arial" w:cs="Arial" w:eastAsia="Arial" w:hAnsi="Arial"/>
@@ -173,7 +173,7 @@
           <w:sz w:val="19"/>
           <w:szCs w:val="19"/>
         </w:rPr>
-        <w:t xml:space="preserve">Senior Software Engineer with 14+ years building and evolving web applications. Frontend specialist in React, TypeScript, and JavaScript, with working experience across backend services and React Native mobile. My work spans internal developer tooling and customer-facing product, from platform systems that took products into new markets to shopping features on a major retail site. Joined Spiff as an early frontend engineer and stayed through its acquisition by Salesforce.</w:t>
+        <w:t xml:space="preserve">Senior Software Engineer with 14+ years of experience building, scaling, and modernizing web applications. Frontend specialist in React, TypeScript, and JavaScript, with working experience across backend services and React Native mobile. My work spans internal developer tooling and customer-facing product, from platform systems that took products into new markets to shopping features on a major retail site. Joined Spiff as an early frontend engineer and stayed through its acquisition by Salesforce.</w:t>
       </w:r>
     </w:p>
     <w:p>
@@ -218,7 +218,7 @@
           <w:sz w:val="19"/>
           <w:szCs w:val="19"/>
         </w:rPr>
-        <w:t xml:space="preserve">Claude Code, Cursor AI, AI pair programming in production codebases</w:t>
+        <w:t xml:space="preserve">Claude Code, Cursor AI, AI-assisted production development</w:t>
       </w:r>
     </w:p>
     <w:p>
@@ -246,7 +246,7 @@
           <w:sz w:val="19"/>
           <w:szCs w:val="19"/>
         </w:rPr>
-        <w:t xml:space="preserve">TypeScript, JavaScript (ES6+), PHP, Python, Ruby, SQL, HTML5, CSS3, Sass/SCSS, Less</w:t>
+        <w:t xml:space="preserve">TypeScript, JavaScript (ES6+), HTML5, CSS3, Sass/SCSS, Less, PHP, Python, SQL, Ruby</w:t>
       </w:r>
     </w:p>
     <w:p>
@@ -302,7 +302,7 @@
           <w:sz w:val="19"/>
           <w:szCs w:val="19"/>
         </w:rPr>
-        <w:t xml:space="preserve">Node.js, Express, Django, PostgreSQL, MySQL, Firebase/Firestore, GraphQL, RESTful API design and integration, Stripe</w:t>
+        <w:t xml:space="preserve">Node.js, Express, Django, PostgreSQL, MySQL, Firebase/Firestore, GraphQL, REST APIs and API integration, Stripe</w:t>
       </w:r>
     </w:p>
     <w:p>
@@ -456,7 +456,7 @@
           <w:sz w:val="19"/>
           <w:szCs w:val="19"/>
         </w:rPr>
-        <w:t xml:space="preserve">Raised the codebase to Salesforce’s post-acquisition unit-test coverage standard, expanding Jest test suites across the frontend. Established strict ESLint rule sets that drove company-wide TypeScript adoption.</w:t>
+        <w:t xml:space="preserve">Raised the frontend codebase to Salesforce’s post-acquisition quality standards, expanding Jest coverage and establishing strict ESLint rule sets. That work helped drive TypeScript adoption across the engineering organization.</w:t>
       </w:r>
     </w:p>
     <w:p>
@@ -584,25 +584,25 @@
           <w:sz w:val="19"/>
           <w:szCs w:val="19"/>
         </w:rPr>
-        <w:t xml:space="preserve">Architected the frontend internationalization infrastructure from the ground up and migrated thousands of hardcoded strings across the application. Launched the product in Japanese, Spanish, and additional locales, a top-priority value driver for Spiff and Salesforce.</w:t>
-      </w:r>
-    </w:p>
-    <w:p>
-      <w:pPr>
-        <w:pStyle w:val="Normal"/>
-        <w:numPr>
-          <w:ilvl w:val="0"/>
-          <w:numId w:val="2"/>
-        </w:numPr>
-        <w:spacing w:after="20" w:line="240" w:lineRule="auto"/>
-      </w:pPr>
-      <w:r>
-        <w:rPr>
-          <w:rFonts w:ascii="Arial" w:cs="Arial" w:eastAsia="Arial" w:hAnsi="Arial"/>
-          <w:sz w:val="19"/>
-          <w:szCs w:val="19"/>
-        </w:rPr>
-        <w:t xml:space="preserve">Created a dev-mode pseudo-localization toggle that renders every translated string as X’s. It became the team’s standard pre-merge check, letting any engineer spot untranslated UI in seconds.</w:t>
+        <w:t xml:space="preserve">Architected the frontend internationalization infrastructure from the ground up and migrated thousands of hardcoded strings across the application. Launched the product in Japanese, Spanish, and additional locales, supporting a major expansion priority for Spiff and Salesforce.</w:t>
+      </w:r>
+    </w:p>
+    <w:p>
+      <w:pPr>
+        <w:pStyle w:val="Normal"/>
+        <w:numPr>
+          <w:ilvl w:val="0"/>
+          <w:numId w:val="2"/>
+        </w:numPr>
+        <w:spacing w:after="20" w:line="240" w:lineRule="auto"/>
+      </w:pPr>
+      <w:r>
+        <w:rPr>
+          <w:rFonts w:ascii="Arial" w:cs="Arial" w:eastAsia="Arial" w:hAnsi="Arial"/>
+          <w:sz w:val="19"/>
+          <w:szCs w:val="19"/>
+        </w:rPr>
+        <w:t xml:space="preserve">Created a pseudo-localization tool that became the team’s standard pre-merge check for untranslated UI. It renders every translated string as X’s, letting any engineer spot gaps in seconds.</w:t>
       </w:r>
     </w:p>
     <w:p>
@@ -767,7 +767,7 @@
           <w:sz w:val="19"/>
           <w:szCs w:val="19"/>
         </w:rPr>
-        <w:t xml:space="preserve">Modernized legacy core technologies and syntax paradigms, improving runtime performance and reducing maintenance burden.</w:t>
+        <w:t xml:space="preserve">Modernized legacy frontend architecture and JavaScript patterns, improving runtime performance and reducing ongoing maintenance burden.</w:t>
       </w:r>
     </w:p>
     <w:p>
@@ -1275,7 +1275,7 @@
         <w:pStyle w:val="Normal"/>
         <w:spacing w:after="20" w:before="120" w:line="240" w:lineRule="auto"/>
       </w:pPr>
-      <w:hyperlink w:history="1" r:id="rIdrwai8m1csvtw_tuwx4pcm">
+      <w:hyperlink w:history="1" r:id="rIdrkbi6xiu3qgizqglettvv">
         <w:r>
           <w:rPr>
             <w:rFonts w:ascii="Arial" w:cs="Arial" w:eastAsia="Arial" w:hAnsi="Arial"/>
@@ -1308,7 +1308,7 @@
         </w:rPr>
         <w:t xml:space="preserve">  |  </w:t>
       </w:r>
-      <w:hyperlink w:history="1" r:id="rIdpommnfxfv_fufnxqbxgdm">
+      <w:hyperlink w:history="1" r:id="rIdxyp-9thdovvurqjkwt1wg">
         <w:r>
           <w:rPr>
             <w:rFonts w:ascii="Arial" w:cs="Arial" w:eastAsia="Arial" w:hAnsi="Arial"/>
@@ -1331,7 +1331,7 @@
           <w:sz w:val="19"/>
           <w:szCs w:val="19"/>
         </w:rPr>
-        <w:t xml:space="preserve">A safe-foods catalog built for my son, who has food avoidance issues. Integrated Claude via the Anthropic SDK (@anthropic-ai/sdk) so users filter the collection in plain English. “Easy breakfast ideas” resolves to category, difficulty, sort order, and keyword filters at once. Prompt engineering enforces strict JSON output, and every response is schema-validated before use. Ambiguous output degrades gracefully rather than breaking the UI. Also implemented scored fuzzy search.</w:t>
+        <w:t xml:space="preserve">A safe-foods catalog built for my son, who has food avoidance issues. Integrated Claude via the Anthropic SDK (@anthropic-ai/sdk) so users filter the collection in plain English. “Easy breakfast ideas” resolves to category, difficulty, sort order, and keyword filters at once. Prompt engineering enforces schema-validated JSON, so ambiguous output degrades gracefully rather than breaking the UI. Also implemented scored fuzzy search.</w:t>
       </w:r>
     </w:p>
     <w:p>
@@ -1339,7 +1339,7 @@
         <w:pStyle w:val="Normal"/>
         <w:spacing w:after="20" w:before="120" w:line="240" w:lineRule="auto"/>
       </w:pPr>
-      <w:hyperlink w:history="1" r:id="rIdijw5_zt_sb_whmq8_982k">
+      <w:hyperlink w:history="1" r:id="rIdavhrs39bd29qhiirkj0io">
         <w:r>
           <w:rPr>
             <w:rFonts w:ascii="Arial" w:cs="Arial" w:eastAsia="Arial" w:hAnsi="Arial"/>
@@ -1372,7 +1372,7 @@
         </w:rPr>
         <w:t xml:space="preserve">  |  </w:t>
       </w:r>
-      <w:hyperlink w:history="1" r:id="rId1nqabnjekatwzrxhf5x9c">
+      <w:hyperlink w:history="1" r:id="rIdomk6gj_vic2qbjabcbujh">
         <w:r>
           <w:rPr>
             <w:rFonts w:ascii="Arial" w:cs="Arial" w:eastAsia="Arial" w:hAnsi="Arial"/>
@@ -1403,7 +1403,7 @@
         <w:pStyle w:val="Normal"/>
         <w:spacing w:after="20" w:before="120" w:line="240" w:lineRule="auto"/>
       </w:pPr>
-      <w:hyperlink w:history="1" r:id="rIdfcntd2tfrux8ahrzyssko">
+      <w:hyperlink w:history="1" r:id="rIdjxcoqpu_edcnyxoqd1exz">
         <w:r>
           <w:rPr>
             <w:rFonts w:ascii="Arial" w:cs="Arial" w:eastAsia="Arial" w:hAnsi="Arial"/>
@@ -1436,7 +1436,7 @@
         </w:rPr>
         <w:t xml:space="preserve">  |  </w:t>
       </w:r>
-      <w:hyperlink w:history="1" r:id="rId7uycevuignwihoqkig15-">
+      <w:hyperlink w:history="1" r:id="rIdhl-avps6jq-7s5dlgicid">
         <w:r>
           <w:rPr>
             <w:rFonts w:ascii="Arial" w:cs="Arial" w:eastAsia="Arial" w:hAnsi="Arial"/>
@@ -1461,7 +1461,7 @@
         </w:rPr>
         <w:t xml:space="preserve">Designed, illustrated, and built a mobile game in React Native, shipping one codebase to iOS and Android as real native UI. Published on the </w:t>
       </w:r>
-      <w:hyperlink w:history="1" r:id="rIdnjh_jzzysdio0pxnsmze3">
+      <w:hyperlink w:history="1" r:id="rIdizsphypxm5gua98vlultu">
         <w:r>
           <w:rPr>
             <w:rFonts w:ascii="Arial" w:cs="Arial" w:eastAsia="Arial" w:hAnsi="Arial"/>
@@ -1574,7 +1574,7 @@
           <w:sz w:val="19"/>
           <w:szCs w:val="19"/>
         </w:rPr>
-        <w:t xml:space="preserve">Illustrated and self-published two children’s books, one Kickstarter-funded. Improv Broadway stand-up comedy graduate. Volunteer Cub Scouts den leader.</w:t>
+        <w:t xml:space="preserve">Illustrator and self-published author of two children’s books, one Kickstarter-funded. Improv Broadway stand-up comedy graduate and volunteer Cub Scouts den leader.</w:t>
       </w:r>
     </w:p>
     <w:p>
@@ -1599,7 +1599,7 @@
         <w:pStyle w:val="Normal"/>
         <w:spacing w:after="20" w:before="120" w:line="240" w:lineRule="auto"/>
       </w:pPr>
-      <w:hyperlink w:history="1" r:id="rIdu_benlpllovbktlu-hr_6">
+      <w:hyperlink w:history="1" r:id="rIdtrigg2_xptitzjm3fasog">
         <w:r>
           <w:rPr>
             <w:rFonts w:ascii="Arial" w:cs="Arial" w:eastAsia="Arial" w:hAnsi="Arial"/>
@@ -1632,7 +1632,7 @@
         </w:rPr>
         <w:t xml:space="preserve">  |  </w:t>
       </w:r>
-      <w:hyperlink w:history="1" r:id="rIdt3-_ntrvmwnmhup4b0l1k">
+      <w:hyperlink w:history="1" r:id="rIdkvgkffqv2kpdszejz25sk">
         <w:r>
           <w:rPr>
             <w:rFonts w:ascii="Arial" w:cs="Arial" w:eastAsia="Arial" w:hAnsi="Arial"/>

--- a/resume-ats/2026-08-26/travis-hoki-resume-2026-08-26.docx
+++ b/resume-ats/2026-08-26/travis-hoki-resume-2026-08-26.docx
@@ -58,7 +58,7 @@
         </w:rPr>
         <w:t xml:space="preserve">  |  </w:t>
       </w:r>
-      <w:hyperlink w:history="1" r:id="rIdaljhmyt4z0hom-a1noeas">
+      <w:hyperlink w:history="1" r:id="rIdhl4d4ektkmbhsaqaawkci">
         <w:r>
           <w:rPr>
             <w:rFonts w:ascii="Arial" w:cs="Arial" w:eastAsia="Arial" w:hAnsi="Arial"/>
@@ -77,7 +77,7 @@
         </w:rPr>
         <w:t xml:space="preserve">  |  </w:t>
       </w:r>
-      <w:hyperlink w:history="1" r:id="rIdbhrqql1hpycwdw7ku_hif">
+      <w:hyperlink w:history="1" r:id="rId4llxzfiim4ehwyflzxdcs">
         <w:r>
           <w:rPr>
             <w:rFonts w:ascii="Arial" w:cs="Arial" w:eastAsia="Arial" w:hAnsi="Arial"/>
@@ -95,7 +95,7 @@
         <w:spacing w:after="160" w:line="240" w:lineRule="auto"/>
         <w:jc w:val="center"/>
       </w:pPr>
-      <w:hyperlink w:history="1" r:id="rIdlgajifzfky4npwsaekfzn">
+      <w:hyperlink w:history="1" r:id="rIdml03dtbfqfjj05uk5ryzb">
         <w:r>
           <w:rPr>
             <w:rFonts w:ascii="Arial" w:cs="Arial" w:eastAsia="Arial" w:hAnsi="Arial"/>
@@ -114,7 +114,7 @@
         </w:rPr>
         <w:t xml:space="preserve">  |  </w:t>
       </w:r>
-      <w:hyperlink w:history="1" r:id="rIduy40p89yqm7dd6jvjft2a">
+      <w:hyperlink w:history="1" r:id="rIdfrlgdmll9vzidg1ok4geo">
         <w:r>
           <w:rPr>
             <w:rFonts w:ascii="Arial" w:cs="Arial" w:eastAsia="Arial" w:hAnsi="Arial"/>
@@ -133,7 +133,7 @@
         </w:rPr>
         <w:t xml:space="preserve">  |  </w:t>
       </w:r>
-      <w:hyperlink w:history="1" r:id="rIdtxm39ap-v4y3gjkjd9oe1">
+      <w:hyperlink w:history="1" r:id="rId8y2urlk1w4wf9bb6n4faz">
         <w:r>
           <w:rPr>
             <w:rFonts w:ascii="Arial" w:cs="Arial" w:eastAsia="Arial" w:hAnsi="Arial"/>
@@ -456,7 +456,7 @@
           <w:sz w:val="19"/>
           <w:szCs w:val="19"/>
         </w:rPr>
-        <w:t xml:space="preserve">Raised the frontend codebase to Salesforce’s post-acquisition quality standards, expanding Jest coverage and establishing strict ESLint rule sets. That work helped drive TypeScript adoption across the engineering organization.</w:t>
+        <w:t xml:space="preserve">Raised the frontend codebase to Salesforce’s post-acquisition quality standards, expanding Jest coverage and establishing strict ESLint rule sets. That work drove company-wide TypeScript adoption.</w:t>
       </w:r>
     </w:p>
     <w:p>
@@ -1267,7 +1267,7 @@
           <w:sz w:val="22"/>
           <w:szCs w:val="22"/>
         </w:rPr>
-        <w:t xml:space="preserve">PASSION PROJECTS</w:t>
+        <w:t xml:space="preserve">PERSONAL PROJECTS</w:t>
       </w:r>
     </w:p>
     <w:p>
@@ -1275,7 +1275,7 @@
         <w:pStyle w:val="Normal"/>
         <w:spacing w:after="20" w:before="120" w:line="240" w:lineRule="auto"/>
       </w:pPr>
-      <w:hyperlink w:history="1" r:id="rIdrkbi6xiu3qgizqglettvv">
+      <w:hyperlink w:history="1" r:id="rIdcdvnhzes0rve014b0krsh">
         <w:r>
           <w:rPr>
             <w:rFonts w:ascii="Arial" w:cs="Arial" w:eastAsia="Arial" w:hAnsi="Arial"/>
@@ -1308,7 +1308,7 @@
         </w:rPr>
         <w:t xml:space="preserve">  |  </w:t>
       </w:r>
-      <w:hyperlink w:history="1" r:id="rIdxyp-9thdovvurqjkwt1wg">
+      <w:hyperlink w:history="1" r:id="rIdhpoemmvexcdzoxqe--xvv">
         <w:r>
           <w:rPr>
             <w:rFonts w:ascii="Arial" w:cs="Arial" w:eastAsia="Arial" w:hAnsi="Arial"/>
@@ -1339,7 +1339,7 @@
         <w:pStyle w:val="Normal"/>
         <w:spacing w:after="20" w:before="120" w:line="240" w:lineRule="auto"/>
       </w:pPr>
-      <w:hyperlink w:history="1" r:id="rIdavhrs39bd29qhiirkj0io">
+      <w:hyperlink w:history="1" r:id="rIdc_tdnhev4nhdo8sgpx-ru">
         <w:r>
           <w:rPr>
             <w:rFonts w:ascii="Arial" w:cs="Arial" w:eastAsia="Arial" w:hAnsi="Arial"/>
@@ -1372,7 +1372,7 @@
         </w:rPr>
         <w:t xml:space="preserve">  |  </w:t>
       </w:r>
-      <w:hyperlink w:history="1" r:id="rIdomk6gj_vic2qbjabcbujh">
+      <w:hyperlink w:history="1" r:id="rIdfpr072rtj-hu5j3ifkwze">
         <w:r>
           <w:rPr>
             <w:rFonts w:ascii="Arial" w:cs="Arial" w:eastAsia="Arial" w:hAnsi="Arial"/>
@@ -1403,7 +1403,7 @@
         <w:pStyle w:val="Normal"/>
         <w:spacing w:after="20" w:before="120" w:line="240" w:lineRule="auto"/>
       </w:pPr>
-      <w:hyperlink w:history="1" r:id="rIdjxcoqpu_edcnyxoqd1exz">
+      <w:hyperlink w:history="1" r:id="rIdtucv911qo0q4sxdqvp5ur">
         <w:r>
           <w:rPr>
             <w:rFonts w:ascii="Arial" w:cs="Arial" w:eastAsia="Arial" w:hAnsi="Arial"/>
@@ -1436,7 +1436,7 @@
         </w:rPr>
         <w:t xml:space="preserve">  |  </w:t>
       </w:r>
-      <w:hyperlink w:history="1" r:id="rIdhl-avps6jq-7s5dlgicid">
+      <w:hyperlink w:history="1" r:id="rId4s0byup33irgacjkoucj9">
         <w:r>
           <w:rPr>
             <w:rFonts w:ascii="Arial" w:cs="Arial" w:eastAsia="Arial" w:hAnsi="Arial"/>
@@ -1461,7 +1461,7 @@
         </w:rPr>
         <w:t xml:space="preserve">Designed, illustrated, and built a mobile game in React Native, shipping one codebase to iOS and Android as real native UI. Published on the </w:t>
       </w:r>
-      <w:hyperlink w:history="1" r:id="rIdizsphypxm5gua98vlultu">
+      <w:hyperlink w:history="1" r:id="rIdch873whvyyezpfugpi9ox">
         <w:r>
           <w:rPr>
             <w:rFonts w:ascii="Arial" w:cs="Arial" w:eastAsia="Arial" w:hAnsi="Arial"/>
@@ -1599,7 +1599,7 @@
         <w:pStyle w:val="Normal"/>
         <w:spacing w:after="20" w:before="120" w:line="240" w:lineRule="auto"/>
       </w:pPr>
-      <w:hyperlink w:history="1" r:id="rIdtrigg2_xptitzjm3fasog">
+      <w:hyperlink w:history="1" r:id="rIdmqis_qxchps27vu9k2ehp">
         <w:r>
           <w:rPr>
             <w:rFonts w:ascii="Arial" w:cs="Arial" w:eastAsia="Arial" w:hAnsi="Arial"/>
@@ -1632,7 +1632,7 @@
         </w:rPr>
         <w:t xml:space="preserve">  |  </w:t>
       </w:r>
-      <w:hyperlink w:history="1" r:id="rIdkvgkffqv2kpdszejz25sk">
+      <w:hyperlink w:history="1" r:id="rIdh44kn7wvona_yq_tzfdff">
         <w:r>
           <w:rPr>
             <w:rFonts w:ascii="Arial" w:cs="Arial" w:eastAsia="Arial" w:hAnsi="Arial"/>
